--- a/python_stu_doc.docx
+++ b/python_stu_doc.docx
@@ -246,23 +246,7 @@
           <w:sz w:val="24"/>
           <w:szCs w:val="24"/>
         </w:rPr>
-        <w:t xml:space="preserve">    </w:t>
-      </w:r>
-      <w:proofErr w:type="gramStart"/>
-      <w:r>
-        <w:rPr>
-          <w:sz w:val="24"/>
-          <w:szCs w:val="24"/>
-        </w:rPr>
-        <w:t>system</w:t>
-      </w:r>
-      <w:proofErr w:type="gramEnd"/>
-      <w:r>
-        <w:rPr>
-          <w:sz w:val="24"/>
-          <w:szCs w:val="24"/>
-        </w:rPr>
-        <w:t xml:space="preserve"> scripting.</w:t>
+        <w:t xml:space="preserve">    system scripting.</w:t>
       </w:r>
     </w:p>
     <w:p>
@@ -1718,29 +1702,7 @@
           <w:sz w:val="26"/>
           <w:szCs w:val="26"/>
         </w:rPr>
-        <w:t xml:space="preserve">8. </w:t>
-      </w:r>
-      <w:proofErr w:type="gramStart"/>
-      <w:r>
-        <w:rPr>
-          <w:b/>
-          <w:bCs/>
-          <w:color w:val="000000"/>
-          <w:sz w:val="26"/>
-          <w:szCs w:val="26"/>
-        </w:rPr>
-        <w:t>APIs  (</w:t>
-      </w:r>
-      <w:proofErr w:type="gramEnd"/>
-      <w:r>
-        <w:rPr>
-          <w:b/>
-          <w:bCs/>
-          <w:color w:val="000000"/>
-          <w:sz w:val="26"/>
-          <w:szCs w:val="26"/>
-        </w:rPr>
-        <w:t>irctc / sbi )</w:t>
+        <w:t>8. APIs  (irctc / sbi )</w:t>
       </w:r>
     </w:p>
     <w:p>
@@ -1881,27 +1843,7 @@
           <w:sz w:val="24"/>
           <w:szCs w:val="24"/>
         </w:rPr>
-        <w:t xml:space="preserve">  </w:t>
-      </w:r>
-      <w:proofErr w:type="gramStart"/>
-      <w:r>
-        <w:rPr>
-          <w:b/>
-          <w:bCs/>
-          <w:sz w:val="24"/>
-          <w:szCs w:val="24"/>
-        </w:rPr>
-        <w:t>1)Run</w:t>
-      </w:r>
-      <w:proofErr w:type="gramEnd"/>
-      <w:r>
-        <w:rPr>
-          <w:b/>
-          <w:bCs/>
-          <w:sz w:val="24"/>
-          <w:szCs w:val="24"/>
-        </w:rPr>
-        <w:t xml:space="preserve"> Python online : </w:t>
+        <w:t xml:space="preserve">  1)Run Python online : </w:t>
       </w:r>
     </w:p>
     <w:p>
@@ -1985,27 +1927,7 @@
           <w:sz w:val="24"/>
           <w:szCs w:val="24"/>
         </w:rPr>
-        <w:t xml:space="preserve">    </w:t>
-      </w:r>
-      <w:proofErr w:type="gramStart"/>
-      <w:r>
-        <w:rPr>
-          <w:b/>
-          <w:bCs/>
-          <w:sz w:val="24"/>
-          <w:szCs w:val="24"/>
-        </w:rPr>
-        <w:t>2)Install</w:t>
-      </w:r>
-      <w:proofErr w:type="gramEnd"/>
-      <w:r>
-        <w:rPr>
-          <w:b/>
-          <w:bCs/>
-          <w:sz w:val="24"/>
-          <w:szCs w:val="24"/>
-        </w:rPr>
-        <w:t xml:space="preserve"> Python on your computer</w:t>
+        <w:t xml:space="preserve">    2)Install Python on your computer</w:t>
       </w:r>
     </w:p>
     <w:p>
@@ -2083,23 +2005,7 @@
           <w:sz w:val="24"/>
           <w:szCs w:val="24"/>
         </w:rPr>
-        <w:t xml:space="preserve">   Step -</w:t>
-      </w:r>
-      <w:proofErr w:type="gramStart"/>
-      <w:r>
-        <w:rPr>
-          <w:sz w:val="24"/>
-          <w:szCs w:val="24"/>
-        </w:rPr>
-        <w:t>1 :</w:t>
-      </w:r>
-      <w:proofErr w:type="gramEnd"/>
-      <w:r>
-        <w:rPr>
-          <w:sz w:val="24"/>
-          <w:szCs w:val="24"/>
-        </w:rPr>
-        <w:t xml:space="preserve"> Download &amp; install then check </w:t>
+        <w:t xml:space="preserve">   Step -1 : Download &amp; install then check </w:t>
       </w:r>
     </w:p>
     <w:p>
@@ -2135,25 +2041,14 @@
         </w:rPr>
         <w:t xml:space="preserve">    </w:t>
       </w:r>
-      <w:proofErr w:type="gramStart"/>
-      <w:r>
-        <w:rPr>
-          <w:b/>
-          <w:bCs/>
-          <w:sz w:val="24"/>
-          <w:szCs w:val="24"/>
-        </w:rPr>
-        <w:t>Cmd :</w:t>
-      </w:r>
-      <w:proofErr w:type="gramEnd"/>
-      <w:r>
-        <w:rPr>
-          <w:b/>
-          <w:bCs/>
-          <w:sz w:val="24"/>
-          <w:szCs w:val="24"/>
-        </w:rPr>
-        <w:t xml:space="preserve"> &gt;python --version  </w:t>
+      <w:r>
+        <w:rPr>
+          <w:b/>
+          <w:bCs/>
+          <w:sz w:val="24"/>
+          <w:szCs w:val="24"/>
+        </w:rPr>
+        <w:t xml:space="preserve">Cmd : &gt;python --version  </w:t>
       </w:r>
     </w:p>
     <w:p>
@@ -2222,27 +2117,7 @@
           <w:sz w:val="24"/>
           <w:szCs w:val="24"/>
         </w:rPr>
-        <w:t xml:space="preserve">Step – </w:t>
-      </w:r>
-      <w:proofErr w:type="gramStart"/>
-      <w:r>
-        <w:rPr>
-          <w:b/>
-          <w:bCs/>
-          <w:sz w:val="24"/>
-          <w:szCs w:val="24"/>
-        </w:rPr>
-        <w:t>2 :</w:t>
-      </w:r>
-      <w:proofErr w:type="gramEnd"/>
-      <w:r>
-        <w:rPr>
-          <w:b/>
-          <w:bCs/>
-          <w:sz w:val="24"/>
-          <w:szCs w:val="24"/>
-        </w:rPr>
-        <w:t xml:space="preserve"> Download &amp; install Editors for code writing </w:t>
+        <w:t xml:space="preserve">Step – 2 : Download &amp; install Editors for code writing </w:t>
       </w:r>
     </w:p>
     <w:p>
@@ -2283,27 +2158,7 @@
           <w:szCs w:val="24"/>
         </w:rPr>
         <w:tab/>
-        <w:t>Notepadd+</w:t>
-      </w:r>
-      <w:proofErr w:type="gramStart"/>
-      <w:r>
-        <w:rPr>
-          <w:b/>
-          <w:bCs/>
-          <w:sz w:val="24"/>
-          <w:szCs w:val="24"/>
-        </w:rPr>
-        <w:t>+  :</w:t>
-      </w:r>
-      <w:proofErr w:type="gramEnd"/>
-      <w:r>
-        <w:rPr>
-          <w:b/>
-          <w:bCs/>
-          <w:sz w:val="24"/>
-          <w:szCs w:val="24"/>
-        </w:rPr>
-        <w:t xml:space="preserve"> </w:t>
+        <w:t xml:space="preserve">Notepadd++  : </w:t>
       </w:r>
       <w:hyperlink r:id="rId6" w:history="1">
         <w:r>
@@ -2504,23 +2359,7 @@
           <w:sz w:val="24"/>
           <w:szCs w:val="24"/>
         </w:rPr>
-        <w:t xml:space="preserve">Direct run </w:t>
-      </w:r>
-      <w:proofErr w:type="gramStart"/>
-      <w:r>
-        <w:rPr>
-          <w:sz w:val="24"/>
-          <w:szCs w:val="24"/>
-        </w:rPr>
-        <w:t>by :</w:t>
-      </w:r>
-      <w:proofErr w:type="gramEnd"/>
-      <w:r>
-        <w:rPr>
-          <w:sz w:val="24"/>
-          <w:szCs w:val="24"/>
-        </w:rPr>
-        <w:t xml:space="preserve"> click on python file run button</w:t>
+        <w:t>Direct run by : click on python file run button</w:t>
       </w:r>
     </w:p>
     <w:p>
@@ -2611,62 +2450,37 @@
           <w:szCs w:val="24"/>
         </w:rPr>
       </w:pPr>
-      <w:proofErr w:type="gramStart"/>
-      <w:r>
-        <w:rPr>
-          <w:sz w:val="24"/>
-          <w:szCs w:val="24"/>
-        </w:rPr>
-        <w:t>which</w:t>
-      </w:r>
-      <w:proofErr w:type="gramEnd"/>
-      <w:r>
-        <w:rPr>
-          <w:sz w:val="24"/>
-          <w:szCs w:val="24"/>
-        </w:rPr>
-        <w:t xml:space="preserve"> can be done in any text editor:</w:t>
-      </w:r>
-    </w:p>
-    <w:p>
-      <w:pPr>
-        <w:pStyle w:val="normal0"/>
-        <w:rPr>
-          <w:sz w:val="24"/>
-          <w:szCs w:val="24"/>
-        </w:rPr>
-      </w:pPr>
-    </w:p>
-    <w:p>
-      <w:pPr>
-        <w:pStyle w:val="normal0"/>
-        <w:rPr>
-          <w:sz w:val="24"/>
-          <w:szCs w:val="24"/>
-        </w:rPr>
-      </w:pPr>
-      <w:r>
-        <w:rPr>
-          <w:sz w:val="24"/>
-          <w:szCs w:val="24"/>
-        </w:rPr>
-        <w:t xml:space="preserve">In Python, anything inside </w:t>
-      </w:r>
-      <w:proofErr w:type="gramStart"/>
-      <w:r>
-        <w:rPr>
-          <w:sz w:val="24"/>
-          <w:szCs w:val="24"/>
-        </w:rPr>
-        <w:t>print(</w:t>
-      </w:r>
-      <w:proofErr w:type="gramEnd"/>
-      <w:r>
-        <w:rPr>
-          <w:sz w:val="24"/>
-          <w:szCs w:val="24"/>
-        </w:rPr>
-        <w:t>) is displayed on the screen.</w:t>
+      <w:r>
+        <w:rPr>
+          <w:sz w:val="24"/>
+          <w:szCs w:val="24"/>
+        </w:rPr>
+        <w:t>which can be done in any text editor:</w:t>
+      </w:r>
+    </w:p>
+    <w:p>
+      <w:pPr>
+        <w:pStyle w:val="normal0"/>
+        <w:rPr>
+          <w:sz w:val="24"/>
+          <w:szCs w:val="24"/>
+        </w:rPr>
+      </w:pPr>
+    </w:p>
+    <w:p>
+      <w:pPr>
+        <w:pStyle w:val="normal0"/>
+        <w:rPr>
+          <w:sz w:val="24"/>
+          <w:szCs w:val="24"/>
+        </w:rPr>
+      </w:pPr>
+      <w:r>
+        <w:rPr>
+          <w:sz w:val="24"/>
+          <w:szCs w:val="24"/>
+        </w:rPr>
+        <w:t>In Python, anything inside print() is displayed on the screen.</w:t>
       </w:r>
     </w:p>
     <w:p>
@@ -2717,23 +2531,7 @@
           <w:szCs w:val="24"/>
         </w:rPr>
         <w:lastRenderedPageBreak/>
-        <w:t xml:space="preserve">    </w:t>
-      </w:r>
-      <w:proofErr w:type="gramStart"/>
-      <w:r>
-        <w:rPr>
-          <w:sz w:val="24"/>
-          <w:szCs w:val="24"/>
-        </w:rPr>
-        <w:t>print(</w:t>
-      </w:r>
-      <w:proofErr w:type="gramEnd"/>
-      <w:r>
-        <w:rPr>
-          <w:sz w:val="24"/>
-          <w:szCs w:val="24"/>
-        </w:rPr>
-        <w:t>"Hello, World!")</w:t>
+        <w:t xml:space="preserve">    print("Hello, World!")</w:t>
       </w:r>
     </w:p>
     <w:p>
@@ -2798,6 +2596,8 @@
         </w:rPr>
       </w:pPr>
     </w:p>
+    <w:p/>
+    <w:p/>
     <w:p/>
     <w:sectPr>
       <w:pgSz w:w="12240" w:h="15840"/>
@@ -4457,6 +4257,7 @@
   <w:style w:type="paragraph" w:default="1" w:styleId="Normal">
     <w:name w:val="Normal"/>
     <w:qFormat/>
+    <w:rsid w:val="001455A1"/>
   </w:style>
   <w:style w:type="paragraph" w:styleId="Heading3">
     <w:name w:val="heading 3"/>
